--- a/materialien/00_Lehrerhinweise/KR_W2_Lehrerhinweise.docx
+++ b/materialien/00_Lehrerhinweise/KR_W2_Lehrerhinweise.docx
@@ -169,7 +169,7 @@
               <w:rPr>
                 <w:rFonts w:ascii="Georgia" w:hAnsi="Georgia" w:cs="Georgia" w:eastAsia="Georgia"/>
                 <w:b/>
-                <w:color w:val="7A2E2E"/>
+                <w:color w:val="14213D"/>
                 <w:sz w:val="34"/>
               </w:rPr>
               <w:t>Le chiffre indéchiffrable</w:t>
@@ -246,7 +246,7 @@
               <w:rPr>
                 <w:rFonts w:ascii="Georgia" w:hAnsi="Georgia" w:cs="Georgia" w:eastAsia="Georgia"/>
                 <w:b/>
-                <w:color w:val="7A2E2E"/>
+                <w:color w:val="14213D"/>
                 <w:spacing w:val="16"/>
                 <w:sz w:val="21"/>
               </w:rPr>
@@ -9269,7 +9269,7 @@
                 <w:color w:val="1B1B1F"/>
                 <w:sz w:val="22"/>
               </w:rPr>
-              <w:t>Die Depeschen-Chiffre arbeitet wie das Vigenère-Verfahren mit dem Vigenère-Quadrat der Anlage (Nummerierung A = 1 … Z = 26). Nach jedem vollständigen Durchlauf des Schlüsselworts wird jeder Buchstabe des Schlüsselworts um eine Stelle im Alphabet weitergeschoben (A → B, …, Z → A). Beispiel: Schlüsselwort ROSE → Schlüsselstrom ROSE SPTF TQUG URVH …</w:t>
+              <w:t>Die Depeschen-Chiffre arbeitet wie das Vigenère-Verfahren mit dem Vigenère-Quadrat der Anlage (Nummerierung A = 1 … Z = 26). Nach jedem vollständigen Durchlauf des Schlüsselworts wird jeder Buchstabe des Schlüsselworts um eine Stelle im Alphabet weitergeschoben (A → B, …, Z → A). Beispiel: Schlüsselwort DOGE → Schlüsselstrom DOGE EPHF FQIG GRJH …</w:t>
             </w:r>
           </w:p>
         </w:tc>
@@ -11350,7 +11350,7 @@
                 <w:color w:val="1B1B1F"/>
                 <w:sz w:val="16"/>
               </w:rPr>
-              <w:t>Ab dem 5. Buchstaben wird mit SPTF, ab dem 9. mit TQUG verschlüsselt. Wer ROSE wiederholt, erhält XSXEYFSQBOFEC (gewöhnliches Vigenère).</w:t>
+              <w:t>Ab dem 5. Buchstaben wird mit SPTF, ab dem 9. mit TQUG verschlüsselt. Wer ROSE wiederholt, erhält XSXEYFSQBOFEC (gewöhnliches Vigenère). Den Schlüssel nach jedem Durchlauf weiterschieben (P4).</w:t>
             </w:r>
           </w:p>
         </w:tc>
@@ -11442,7 +11442,7 @@
                 <w:color w:val="1B1B1F"/>
                 <w:sz w:val="16"/>
               </w:rPr>
-              <w:t>, welche Aussagen über die Depeschen-Chiffre korrekt sind. (A) Sie ist ein polyalphabetisches Substitutionsverfahren. (B) Mit dem Schlüsselwort A (Länge 1) entsteht eine Caesar-Verschlüsselung, deren Verschiebung von Buchstabe zu Buchstabe um 1 wächst. (C) Bei einem Schlüsselwort der Länge L wiederholt sich der Schlüsselstrom erst nach 26 · L Zeichen. (D) Mit dem Schlüsselwort AAAA bleibt der Klartext unverändert. (E) Sie ist ein Transpositionsverfahren.</w:t>
+              <w:t>, welche Aussagen über die Depeschen-Chiffre korrekt sind. (A) Sie ist ein polyalphabetisches Substitutionsverfahren. (B) Mit dem Schlüsselwort A (Länge 1) wird der 1. Buchstabe um 0, der 2. um 1, der 3. um 2 Stellen verschoben usw. – die Verschiebung wächst von Buchstabe zu Buchstabe um 1. (C) Bei einem Schlüsselwort der Länge L wiederholt sich der Schlüsselstrom spätestens nach 26 · L Zeichen. (D) Mit dem Schlüsselwort AAAA bleibt der Klartext unverändert. (E) Sie ist ein Transpositionsverfahren.</w:t>
             </w:r>
           </w:p>
         </w:tc>
@@ -11494,7 +11494,7 @@
                 <w:color w:val="1B1B1F"/>
                 <w:sz w:val="16"/>
               </w:rPr>
-              <w:t>(D) AAAA gilt nur im ersten Durchlauf, danach BBBB, CCCC … (P7). Periode 26 · L, weil erst nach 26 Durchläufen jeder Schlüsselbuchstabe wieder bei sich ankommt.</w:t>
+              <w:t>(D) AAAA gilt nur im ersten Durchlauf, danach BBBB, CCCC … (P7). Nach 26 Durchläufen ist jeder Schlüsselbuchstabe wieder bei sich angekommen – spätestens nach 26 · L Zeichen wiederholt sich der Schlüsselstrom; bei manchen Schlüsseln schon früher (AJS: Verschiebung 9 · i an Position i, Periode 26 statt 78).</w:t>
             </w:r>
           </w:p>
         </w:tc>

--- a/materialien/00_Lehrerhinweise/KR_W2_Lehrerhinweise.docx
+++ b/materialien/00_Lehrerhinweise/KR_W2_Lehrerhinweise.docx
@@ -9326,9 +9326,10 @@
       <w:tblGrid>
         <w:gridCol w:w="567"/>
         <w:gridCol w:w="963"/>
-        <w:gridCol w:w="3742"/>
+        <w:gridCol w:w="3005"/>
         <w:gridCol w:w="1927"/>
         <w:gridCol w:w="2154"/>
+        <w:gridCol w:w="737"/>
       </w:tblGrid>
       <w:tr>
         <w:trPr>
@@ -9391,7 +9392,7 @@
         </w:tc>
         <w:tc>
           <w:tcPr>
-            <w:tcW w:type="dxa" w:w="3742"/>
+            <w:tcW w:type="dxa" w:w="3005"/>
             <w:shd w:val="clear" w:color="auto" w:fill="F2EADB"/>
             <w:tcMar>
               <w:top w:w="40" w:type="dxa"/>
@@ -9467,6 +9468,33 @@
                 <w:sz w:val="16"/>
               </w:rPr>
               <w:t>Erklärung</w:t>
+            </w:r>
+          </w:p>
+        </w:tc>
+        <w:tc>
+          <w:tcPr>
+            <w:tcW w:type="dxa" w:w="737"/>
+            <w:shd w:val="clear" w:color="auto" w:fill="F2EADB"/>
+            <w:tcMar>
+              <w:top w:w="40" w:type="dxa"/>
+              <w:start w:w="70" w:type="dxa"/>
+              <w:bottom w:w="40" w:type="dxa"/>
+              <w:end w:w="70" w:type="dxa"/>
+            </w:tcMar>
+          </w:tcPr>
+          <w:p>
+            <w:pPr>
+              <w:spacing w:before="0" w:after="0"/>
+            </w:pPr>
+            <w:r>
+              <w:rPr>
+                <w:rFonts w:ascii="Calibri" w:hAnsi="Calibri" w:cs="Calibri" w:eastAsia="Calibri"/>
+                <w:b/>
+                <w:i w:val="0"/>
+                <w:color w:val="1B1B1F"/>
+                <w:sz w:val="16"/>
+              </w:rPr>
+              <w:t>Fallen</w:t>
             </w:r>
           </w:p>
         </w:tc>
@@ -9528,7 +9556,7 @@
         </w:tc>
         <w:tc>
           <w:tcPr>
-            <w:tcW w:type="dxa" w:w="3742"/>
+            <w:tcW w:type="dxa" w:w="3005"/>
             <w:tcMar>
               <w:top w:w="30" w:type="dxa"/>
               <w:start w:w="70" w:type="dxa"/>
@@ -9601,6 +9629,32 @@
                 <w:sz w:val="16"/>
               </w:rPr>
               <w:t>(A) monoalphabetisch, (C) Transposition, (D) Codierung (P5).</w:t>
+            </w:r>
+          </w:p>
+        </w:tc>
+        <w:tc>
+          <w:tcPr>
+            <w:tcW w:type="dxa" w:w="737"/>
+            <w:tcMar>
+              <w:top w:w="30" w:type="dxa"/>
+              <w:start w:w="70" w:type="dxa"/>
+              <w:bottom w:w="30" w:type="dxa"/>
+              <w:end w:w="70" w:type="dxa"/>
+            </w:tcMar>
+          </w:tcPr>
+          <w:p>
+            <w:pPr>
+              <w:spacing w:before="0" w:after="0"/>
+            </w:pPr>
+            <w:r>
+              <w:rPr>
+                <w:rFonts w:ascii="Calibri" w:hAnsi="Calibri" w:cs="Calibri" w:eastAsia="Calibri"/>
+                <w:b w:val="0"/>
+                <w:i w:val="0"/>
+                <w:color w:val="1B1B1F"/>
+                <w:sz w:val="16"/>
+              </w:rPr>
+              <w:t>P5</w:t>
             </w:r>
           </w:p>
         </w:tc>
@@ -9662,7 +9716,7 @@
         </w:tc>
         <w:tc>
           <w:tcPr>
-            <w:tcW w:type="dxa" w:w="3742"/>
+            <w:tcW w:type="dxa" w:w="3005"/>
             <w:tcMar>
               <w:top w:w="30" w:type="dxa"/>
               <w:start w:w="70" w:type="dxa"/>
@@ -9765,6 +9819,32 @@
                 <w:sz w:val="16"/>
               </w:rPr>
               <w:t>k/R → B; l (12) mit O (15): ((12 + 15 − 2) mod 26) + 1 = 26 → Z (P2).</w:t>
+            </w:r>
+          </w:p>
+        </w:tc>
+        <w:tc>
+          <w:tcPr>
+            <w:tcW w:type="dxa" w:w="737"/>
+            <w:tcMar>
+              <w:top w:w="30" w:type="dxa"/>
+              <w:start w:w="70" w:type="dxa"/>
+              <w:bottom w:w="30" w:type="dxa"/>
+              <w:end w:w="70" w:type="dxa"/>
+            </w:tcMar>
+          </w:tcPr>
+          <w:p>
+            <w:pPr>
+              <w:spacing w:before="0" w:after="0"/>
+            </w:pPr>
+            <w:r>
+              <w:rPr>
+                <w:rFonts w:ascii="Calibri" w:hAnsi="Calibri" w:cs="Calibri" w:eastAsia="Calibri"/>
+                <w:b w:val="0"/>
+                <w:i w:val="0"/>
+                <w:color w:val="1B1B1F"/>
+                <w:sz w:val="16"/>
+              </w:rPr>
+              <w:t>P2</w:t>
             </w:r>
           </w:p>
         </w:tc>
@@ -9826,7 +9906,7 @@
         </w:tc>
         <w:tc>
           <w:tcPr>
-            <w:tcW w:type="dxa" w:w="3742"/>
+            <w:tcW w:type="dxa" w:w="3005"/>
             <w:tcMar>
               <w:top w:w="30" w:type="dxa"/>
               <w:start w:w="70" w:type="dxa"/>
@@ -9929,6 +10009,32 @@
                 <w:sz w:val="16"/>
               </w:rPr>
               <w:t>Häufiger Fehler G (Schlüssel M um 13 statt 12 verschoben, P1).</w:t>
+            </w:r>
+          </w:p>
+        </w:tc>
+        <w:tc>
+          <w:tcPr>
+            <w:tcW w:type="dxa" w:w="737"/>
+            <w:tcMar>
+              <w:top w:w="30" w:type="dxa"/>
+              <w:start w:w="70" w:type="dxa"/>
+              <w:bottom w:w="30" w:type="dxa"/>
+              <w:end w:w="70" w:type="dxa"/>
+            </w:tcMar>
+          </w:tcPr>
+          <w:p>
+            <w:pPr>
+              <w:spacing w:before="0" w:after="0"/>
+            </w:pPr>
+            <w:r>
+              <w:rPr>
+                <w:rFonts w:ascii="Calibri" w:hAnsi="Calibri" w:cs="Calibri" w:eastAsia="Calibri"/>
+                <w:b w:val="0"/>
+                <w:i w:val="0"/>
+                <w:color w:val="1B1B1F"/>
+                <w:sz w:val="16"/>
+              </w:rPr>
+              <w:t>P1</w:t>
             </w:r>
           </w:p>
         </w:tc>
@@ -9990,7 +10096,7 @@
         </w:tc>
         <w:tc>
           <w:tcPr>
-            <w:tcW w:type="dxa" w:w="3742"/>
+            <w:tcW w:type="dxa" w:w="3005"/>
             <w:tcMar>
               <w:top w:w="30" w:type="dxa"/>
               <w:start w:w="70" w:type="dxa"/>
@@ -10123,6 +10229,32 @@
                 <w:sz w:val="16"/>
               </w:rPr>
               <w:t>Positionen 1, 4, 7, 10, 13 (ab 0).</w:t>
+            </w:r>
+          </w:p>
+        </w:tc>
+        <w:tc>
+          <w:tcPr>
+            <w:tcW w:type="dxa" w:w="737"/>
+            <w:tcMar>
+              <w:top w:w="30" w:type="dxa"/>
+              <w:start w:w="70" w:type="dxa"/>
+              <w:bottom w:w="30" w:type="dxa"/>
+              <w:end w:w="70" w:type="dxa"/>
+            </w:tcMar>
+          </w:tcPr>
+          <w:p>
+            <w:pPr>
+              <w:spacing w:before="0" w:after="0"/>
+            </w:pPr>
+            <w:r>
+              <w:rPr>
+                <w:rFonts w:ascii="Calibri" w:hAnsi="Calibri" w:cs="Calibri" w:eastAsia="Calibri"/>
+                <w:b w:val="0"/>
+                <w:i w:val="0"/>
+                <w:color w:val="1B1B1F"/>
+                <w:sz w:val="16"/>
+              </w:rPr>
+              <w:t>P1</w:t>
             </w:r>
           </w:p>
         </w:tc>
@@ -10184,7 +10316,7 @@
         </w:tc>
         <w:tc>
           <w:tcPr>
-            <w:tcW w:type="dxa" w:w="3742"/>
+            <w:tcW w:type="dxa" w:w="3005"/>
             <w:tcMar>
               <w:top w:w="30" w:type="dxa"/>
               <w:start w:w="70" w:type="dxa"/>
@@ -10297,6 +10429,32 @@
                 <w:sz w:val="16"/>
               </w:rPr>
               <w:t>7 teilt alle Abstände; 3, 5 und 14 jeweils nicht alle.</w:t>
+            </w:r>
+          </w:p>
+        </w:tc>
+        <w:tc>
+          <w:tcPr>
+            <w:tcW w:type="dxa" w:w="737"/>
+            <w:tcMar>
+              <w:top w:w="30" w:type="dxa"/>
+              <w:start w:w="70" w:type="dxa"/>
+              <w:bottom w:w="30" w:type="dxa"/>
+              <w:end w:w="70" w:type="dxa"/>
+            </w:tcMar>
+          </w:tcPr>
+          <w:p>
+            <w:pPr>
+              <w:spacing w:before="0" w:after="0"/>
+            </w:pPr>
+            <w:r>
+              <w:rPr>
+                <w:rFonts w:ascii="Calibri" w:hAnsi="Calibri" w:cs="Calibri" w:eastAsia="Calibri"/>
+                <w:b w:val="0"/>
+                <w:i w:val="0"/>
+                <w:color w:val="1B1B1F"/>
+                <w:sz w:val="16"/>
+              </w:rPr>
+              <w:t>P4</w:t>
             </w:r>
           </w:p>
         </w:tc>
@@ -10358,7 +10516,7 @@
         </w:tc>
         <w:tc>
           <w:tcPr>
-            <w:tcW w:type="dxa" w:w="3742"/>
+            <w:tcW w:type="dxa" w:w="3005"/>
             <w:tcMar>
               <w:top w:w="30" w:type="dxa"/>
               <w:start w:w="70" w:type="dxa"/>
@@ -10461,6 +10619,32 @@
                 <w:sz w:val="16"/>
               </w:rPr>
               <w:t>p = ((c − s) mod 26) + 1, z. B. H (8), V (22): ((8 − 22) mod 26) + 1 = 13 → m (P3).</w:t>
+            </w:r>
+          </w:p>
+        </w:tc>
+        <w:tc>
+          <w:tcPr>
+            <w:tcW w:type="dxa" w:w="737"/>
+            <w:tcMar>
+              <w:top w:w="30" w:type="dxa"/>
+              <w:start w:w="70" w:type="dxa"/>
+              <w:bottom w:w="30" w:type="dxa"/>
+              <w:end w:w="70" w:type="dxa"/>
+            </w:tcMar>
+          </w:tcPr>
+          <w:p>
+            <w:pPr>
+              <w:spacing w:before="0" w:after="0"/>
+            </w:pPr>
+            <w:r>
+              <w:rPr>
+                <w:rFonts w:ascii="Calibri" w:hAnsi="Calibri" w:cs="Calibri" w:eastAsia="Calibri"/>
+                <w:b w:val="0"/>
+                <w:i w:val="0"/>
+                <w:color w:val="1B1B1F"/>
+                <w:sz w:val="16"/>
+              </w:rPr>
+              <w:t>P3</w:t>
             </w:r>
           </w:p>
         </w:tc>
@@ -10522,7 +10706,7 @@
         </w:tc>
         <w:tc>
           <w:tcPr>
-            <w:tcW w:type="dxa" w:w="3742"/>
+            <w:tcW w:type="dxa" w:w="3005"/>
             <w:tcMar>
               <w:top w:w="30" w:type="dxa"/>
               <w:start w:w="70" w:type="dxa"/>
@@ -10635,6 +10819,32 @@
                 <w:sz w:val="16"/>
               </w:rPr>
               <w:t>Schlüsselstrom ZU, dann b, r, u, n, n – entsteht beim Entschlüsseln Schritt für Schritt (P4).</w:t>
+            </w:r>
+          </w:p>
+        </w:tc>
+        <w:tc>
+          <w:tcPr>
+            <w:tcW w:type="dxa" w:w="737"/>
+            <w:tcMar>
+              <w:top w:w="30" w:type="dxa"/>
+              <w:start w:w="70" w:type="dxa"/>
+              <w:bottom w:w="30" w:type="dxa"/>
+              <w:end w:w="70" w:type="dxa"/>
+            </w:tcMar>
+          </w:tcPr>
+          <w:p>
+            <w:pPr>
+              <w:spacing w:before="0" w:after="0"/>
+            </w:pPr>
+            <w:r>
+              <w:rPr>
+                <w:rFonts w:ascii="Calibri" w:hAnsi="Calibri" w:cs="Calibri" w:eastAsia="Calibri"/>
+                <w:b w:val="0"/>
+                <w:i w:val="0"/>
+                <w:color w:val="1B1B1F"/>
+                <w:sz w:val="16"/>
+              </w:rPr>
+              <w:t>P4</w:t>
             </w:r>
           </w:p>
         </w:tc>
@@ -10696,7 +10906,7 @@
         </w:tc>
         <w:tc>
           <w:tcPr>
-            <w:tcW w:type="dxa" w:w="3742"/>
+            <w:tcW w:type="dxa" w:w="3005"/>
             <w:tcMar>
               <w:top w:w="30" w:type="dxa"/>
               <w:start w:w="70" w:type="dxa"/>
@@ -10799,6 +11009,32 @@
                 <w:sz w:val="16"/>
               </w:rPr>
               <w:t>Porta ist involutorisch: Entschlüsseln = Verschlüsseln.</w:t>
+            </w:r>
+          </w:p>
+        </w:tc>
+        <w:tc>
+          <w:tcPr>
+            <w:tcW w:type="dxa" w:w="737"/>
+            <w:tcMar>
+              <w:top w:w="30" w:type="dxa"/>
+              <w:start w:w="70" w:type="dxa"/>
+              <w:bottom w:w="30" w:type="dxa"/>
+              <w:end w:w="70" w:type="dxa"/>
+            </w:tcMar>
+          </w:tcPr>
+          <w:p>
+            <w:pPr>
+              <w:spacing w:before="0" w:after="0"/>
+            </w:pPr>
+            <w:r>
+              <w:rPr>
+                <w:rFonts w:ascii="Calibri" w:hAnsi="Calibri" w:cs="Calibri" w:eastAsia="Calibri"/>
+                <w:b w:val="0"/>
+                <w:i w:val="0"/>
+                <w:color w:val="1B1B1F"/>
+                <w:sz w:val="16"/>
+              </w:rPr>
+              <w:t>P3</w:t>
             </w:r>
           </w:p>
         </w:tc>
@@ -10860,7 +11096,7 @@
         </w:tc>
         <w:tc>
           <w:tcPr>
-            <w:tcW w:type="dxa" w:w="3742"/>
+            <w:tcW w:type="dxa" w:w="3005"/>
             <w:tcMar>
               <w:top w:w="30" w:type="dxa"/>
               <w:start w:w="70" w:type="dxa"/>
@@ -10963,6 +11199,32 @@
                 <w:sz w:val="16"/>
               </w:rPr>
               <w:t>A 2, L 2 → je 2 · 1; n(n − 1) = 7 · 6 = 42.</w:t>
+            </w:r>
+          </w:p>
+        </w:tc>
+        <w:tc>
+          <w:tcPr>
+            <w:tcW w:type="dxa" w:w="737"/>
+            <w:tcMar>
+              <w:top w:w="30" w:type="dxa"/>
+              <w:start w:w="70" w:type="dxa"/>
+              <w:bottom w:w="30" w:type="dxa"/>
+              <w:end w:w="70" w:type="dxa"/>
+            </w:tcMar>
+          </w:tcPr>
+          <w:p>
+            <w:pPr>
+              <w:spacing w:before="0" w:after="0"/>
+            </w:pPr>
+            <w:r>
+              <w:rPr>
+                <w:rFonts w:ascii="Calibri" w:hAnsi="Calibri" w:cs="Calibri" w:eastAsia="Calibri"/>
+                <w:b w:val="0"/>
+                <w:i w:val="0"/>
+                <w:color w:val="1B1B1F"/>
+                <w:sz w:val="16"/>
+              </w:rPr>
+              <w:t>P4</w:t>
             </w:r>
           </w:p>
         </w:tc>
@@ -11024,7 +11286,7 @@
         </w:tc>
         <w:tc>
           <w:tcPr>
-            <w:tcW w:type="dxa" w:w="3742"/>
+            <w:tcW w:type="dxa" w:w="3005"/>
             <w:tcMar>
               <w:top w:w="30" w:type="dxa"/>
               <w:start w:w="70" w:type="dxa"/>
@@ -11157,6 +11419,32 @@
                 <w:sz w:val="16"/>
               </w:rPr>
               <w:t>Rechteck: Ecke in der eigenen Zeile; Spalte: jeweils darunter, zyklisch (I unter W, weil W in der letzten Zeile steht) (P4).</w:t>
+            </w:r>
+          </w:p>
+        </w:tc>
+        <w:tc>
+          <w:tcPr>
+            <w:tcW w:type="dxa" w:w="737"/>
+            <w:tcMar>
+              <w:top w:w="30" w:type="dxa"/>
+              <w:start w:w="70" w:type="dxa"/>
+              <w:bottom w:w="30" w:type="dxa"/>
+              <w:end w:w="70" w:type="dxa"/>
+            </w:tcMar>
+          </w:tcPr>
+          <w:p>
+            <w:pPr>
+              <w:spacing w:before="0" w:after="0"/>
+            </w:pPr>
+            <w:r>
+              <w:rPr>
+                <w:rFonts w:ascii="Calibri" w:hAnsi="Calibri" w:cs="Calibri" w:eastAsia="Calibri"/>
+                <w:b w:val="0"/>
+                <w:i w:val="0"/>
+                <w:color w:val="1B1B1F"/>
+                <w:sz w:val="16"/>
+              </w:rPr>
+              <w:t>P4</w:t>
             </w:r>
           </w:p>
         </w:tc>
@@ -11218,7 +11506,7 @@
         </w:tc>
         <w:tc>
           <w:tcPr>
-            <w:tcW w:type="dxa" w:w="3742"/>
+            <w:tcW w:type="dxa" w:w="3005"/>
             <w:tcMar>
               <w:top w:w="30" w:type="dxa"/>
               <w:start w:w="70" w:type="dxa"/>
@@ -11351,6 +11639,32 @@
                 <w:sz w:val="16"/>
               </w:rPr>
               <w:t>Ab dem 5. Buchstaben wird mit SPTF, ab dem 9. mit TQUG verschlüsselt. Wer ROSE wiederholt, erhält XSXEYFSQBOFEC (gewöhnliches Vigenère). Den Schlüssel nach jedem Durchlauf weiterschieben (P4).</w:t>
+            </w:r>
+          </w:p>
+        </w:tc>
+        <w:tc>
+          <w:tcPr>
+            <w:tcW w:type="dxa" w:w="737"/>
+            <w:tcMar>
+              <w:top w:w="30" w:type="dxa"/>
+              <w:start w:w="70" w:type="dxa"/>
+              <w:bottom w:w="30" w:type="dxa"/>
+              <w:end w:w="70" w:type="dxa"/>
+            </w:tcMar>
+          </w:tcPr>
+          <w:p>
+            <w:pPr>
+              <w:spacing w:before="0" w:after="0"/>
+            </w:pPr>
+            <w:r>
+              <w:rPr>
+                <w:rFonts w:ascii="Calibri" w:hAnsi="Calibri" w:cs="Calibri" w:eastAsia="Calibri"/>
+                <w:b w:val="0"/>
+                <w:i w:val="0"/>
+                <w:color w:val="1B1B1F"/>
+                <w:sz w:val="16"/>
+              </w:rPr>
+              <w:t>P4</w:t>
             </w:r>
           </w:p>
         </w:tc>
@@ -11412,7 +11726,7 @@
         </w:tc>
         <w:tc>
           <w:tcPr>
-            <w:tcW w:type="dxa" w:w="3742"/>
+            <w:tcW w:type="dxa" w:w="3005"/>
             <w:tcMar>
               <w:top w:w="30" w:type="dxa"/>
               <w:start w:w="70" w:type="dxa"/>
@@ -11495,6 +11809,32 @@
                 <w:sz w:val="16"/>
               </w:rPr>
               <w:t>(D) AAAA gilt nur im ersten Durchlauf, danach BBBB, CCCC … (P7). Nach 26 Durchläufen ist jeder Schlüsselbuchstabe wieder bei sich angekommen – spätestens nach 26 · L Zeichen wiederholt sich der Schlüsselstrom; bei manchen Schlüsseln schon früher (AJS: Verschiebung 9 · i an Position i, Periode 26 statt 78).</w:t>
+            </w:r>
+          </w:p>
+        </w:tc>
+        <w:tc>
+          <w:tcPr>
+            <w:tcW w:type="dxa" w:w="737"/>
+            <w:tcMar>
+              <w:top w:w="30" w:type="dxa"/>
+              <w:start w:w="70" w:type="dxa"/>
+              <w:bottom w:w="30" w:type="dxa"/>
+              <w:end w:w="70" w:type="dxa"/>
+            </w:tcMar>
+          </w:tcPr>
+          <w:p>
+            <w:pPr>
+              <w:spacing w:before="0" w:after="0"/>
+            </w:pPr>
+            <w:r>
+              <w:rPr>
+                <w:rFonts w:ascii="Calibri" w:hAnsi="Calibri" w:cs="Calibri" w:eastAsia="Calibri"/>
+                <w:b w:val="0"/>
+                <w:i w:val="0"/>
+                <w:color w:val="1B1B1F"/>
+                <w:sz w:val="16"/>
+              </w:rPr>
+              <w:t>P7</w:t>
             </w:r>
           </w:p>
         </w:tc>
@@ -11556,7 +11896,7 @@
         </w:tc>
         <w:tc>
           <w:tcPr>
-            <w:tcW w:type="dxa" w:w="3742"/>
+            <w:tcW w:type="dxa" w:w="3005"/>
             <w:tcMar>
               <w:top w:w="30" w:type="dxa"/>
               <w:start w:w="70" w:type="dxa"/>
@@ -11649,6 +11989,32 @@
                 <w:sz w:val="16"/>
               </w:rPr>
               <w:t>Die Zusatzverschiebung hängt nur von der Position ab, nicht vom Schlüssel (Kerckhoffs: Verfahren ist bekannt). Danach greifen Kasiski und Teiltext-Häufigkeitsanalyse wie gewohnt (P8: kaum Sicherheitsgewinn).</w:t>
+            </w:r>
+          </w:p>
+        </w:tc>
+        <w:tc>
+          <w:tcPr>
+            <w:tcW w:type="dxa" w:w="737"/>
+            <w:tcMar>
+              <w:top w:w="30" w:type="dxa"/>
+              <w:start w:w="70" w:type="dxa"/>
+              <w:bottom w:w="30" w:type="dxa"/>
+              <w:end w:w="70" w:type="dxa"/>
+            </w:tcMar>
+          </w:tcPr>
+          <w:p>
+            <w:pPr>
+              <w:spacing w:before="0" w:after="0"/>
+            </w:pPr>
+            <w:r>
+              <w:rPr>
+                <w:rFonts w:ascii="Calibri" w:hAnsi="Calibri" w:cs="Calibri" w:eastAsia="Calibri"/>
+                <w:b w:val="0"/>
+                <w:i w:val="0"/>
+                <w:color w:val="1B1B1F"/>
+                <w:sz w:val="16"/>
+              </w:rPr>
+              <w:t>P8</w:t>
             </w:r>
           </w:p>
         </w:tc>
@@ -11710,7 +12076,7 @@
         </w:tc>
         <w:tc>
           <w:tcPr>
-            <w:tcW w:type="dxa" w:w="3742"/>
+            <w:tcW w:type="dxa" w:w="3005"/>
             <w:tcMar>
               <w:top w:w="30" w:type="dxa"/>
               <w:start w:w="70" w:type="dxa"/>
@@ -11939,6 +12305,32 @@
                 <w:sz w:val="16"/>
               </w:rPr>
               <w:t>600 · 0,0507 lässt sich ohne Rechner bestimmen; Überschlag 22,8 : 7,7 ≈ 3.</w:t>
+            </w:r>
+          </w:p>
+        </w:tc>
+        <w:tc>
+          <w:tcPr>
+            <w:tcW w:type="dxa" w:w="737"/>
+            <w:tcMar>
+              <w:top w:w="30" w:type="dxa"/>
+              <w:start w:w="70" w:type="dxa"/>
+              <w:bottom w:w="30" w:type="dxa"/>
+              <w:end w:w="70" w:type="dxa"/>
+            </w:tcMar>
+          </w:tcPr>
+          <w:p>
+            <w:pPr>
+              <w:spacing w:before="0" w:after="0"/>
+            </w:pPr>
+            <w:r>
+              <w:rPr>
+                <w:rFonts w:ascii="Calibri" w:hAnsi="Calibri" w:cs="Calibri" w:eastAsia="Calibri"/>
+                <w:b w:val="0"/>
+                <w:i w:val="0"/>
+                <w:color w:val="1B1B1F"/>
+                <w:sz w:val="16"/>
+              </w:rPr>
+              <w:t>P4</w:t>
             </w:r>
           </w:p>
         </w:tc>
@@ -12000,7 +12392,7 @@
         </w:tc>
         <w:tc>
           <w:tcPr>
-            <w:tcW w:type="dxa" w:w="3742"/>
+            <w:tcW w:type="dxa" w:w="3005"/>
             <w:tcMar>
               <w:top w:w="30" w:type="dxa"/>
               <w:start w:w="70" w:type="dxa"/>
@@ -12133,6 +12525,32 @@
                 <w:sz w:val="16"/>
               </w:rPr>
               <w:t>Verschiebungen addieren sich stellenweise; Periode kgV(2, 3) = 6. Mehrfach-Vigenère bleibt Vigenère (P8).</w:t>
+            </w:r>
+          </w:p>
+        </w:tc>
+        <w:tc>
+          <w:tcPr>
+            <w:tcW w:type="dxa" w:w="737"/>
+            <w:tcMar>
+              <w:top w:w="30" w:type="dxa"/>
+              <w:start w:w="70" w:type="dxa"/>
+              <w:bottom w:w="30" w:type="dxa"/>
+              <w:end w:w="70" w:type="dxa"/>
+            </w:tcMar>
+          </w:tcPr>
+          <w:p>
+            <w:pPr>
+              <w:spacing w:before="0" w:after="0"/>
+            </w:pPr>
+            <w:r>
+              <w:rPr>
+                <w:rFonts w:ascii="Calibri" w:hAnsi="Calibri" w:cs="Calibri" w:eastAsia="Calibri"/>
+                <w:b w:val="0"/>
+                <w:i w:val="0"/>
+                <w:color w:val="1B1B1F"/>
+                <w:sz w:val="16"/>
+              </w:rPr>
+              <w:t>P8</w:t>
             </w:r>
           </w:p>
         </w:tc>
@@ -12437,7 +12855,47 @@
                 <w:color w:val="1B1B1F"/>
                 <w:sz w:val="16"/>
               </w:rPr>
-              <w:t>Klartext 5–12 Buchstaben aus Wortliste W2 (z. B. gondel, kanal, palazzo, seidenhandel, galeere, ruderboot, maskenball, glaswerk, hafenmauer, dukaten); Schlüsselwort 2–5 Buchstaben (ROT, ROSA, TURM, NEBEL, VELA, RIVA, MOLO, SALE …); Richtung ver/ent (★/★★)</w:t>
+              <w:t xml:space="preserve">Klartext 5–12 Buchstaben aus </w:t>
+            </w:r>
+            <w:r>
+              <w:rPr>
+                <w:rFonts w:ascii="Consolas" w:hAnsi="Consolas" w:cs="Consolas" w:eastAsia="Consolas"/>
+                <w:b w:val="0"/>
+                <w:i w:val="0"/>
+                <w:color w:val="1B1B1F"/>
+                <w:sz w:val="16"/>
+              </w:rPr>
+              <w:t>KLARTEXTE_W2</w:t>
+            </w:r>
+            <w:r>
+              <w:rPr>
+                <w:rFonts w:ascii="Calibri" w:hAnsi="Calibri" w:cs="Calibri" w:eastAsia="Calibri"/>
+                <w:b w:val="0"/>
+                <w:i w:val="0"/>
+                <w:color w:val="1B1B1F"/>
+                <w:sz w:val="16"/>
+              </w:rPr>
+              <w:t xml:space="preserve"> (z. B. speicherhaus, campanile, fischerboot, kirchturm, marktplatz, gaukler, mandoline); Schlüsselwort 2–5 Buchstaben aus </w:t>
+            </w:r>
+            <w:r>
+              <w:rPr>
+                <w:rFonts w:ascii="Consolas" w:hAnsi="Consolas" w:cs="Consolas" w:eastAsia="Consolas"/>
+                <w:b w:val="0"/>
+                <w:i w:val="0"/>
+                <w:color w:val="1B1B1F"/>
+                <w:sz w:val="16"/>
+              </w:rPr>
+              <w:t>SCHLUESSEL_W2</w:t>
+            </w:r>
+            <w:r>
+              <w:rPr>
+                <w:rFonts w:ascii="Calibri" w:hAnsi="Calibri" w:cs="Calibri" w:eastAsia="Calibri"/>
+                <w:b w:val="0"/>
+                <w:i w:val="0"/>
+                <w:color w:val="1B1B1F"/>
+                <w:sz w:val="16"/>
+              </w:rPr>
+              <w:t xml:space="preserve"> (LIDO, MORO, FIUME, ISOLA, CALLE, PONTE, CAMPO, REMO); Richtung ver/ent (★/★★)</w:t>
             </w:r>
           </w:p>
         </w:tc>
@@ -12765,7 +13223,27 @@
                 <w:color w:val="1B1B1F"/>
                 <w:sz w:val="16"/>
               </w:rPr>
-              <w:t>Wort 6–12 Buchstaben mit mindestens einem doppelten Buchstaben (ANANAS, KANALBANK, BALLADE, SERENISSIMA, GONDOLIERE)</w:t>
+              <w:t>Wort 6–12 Buchstaben mit mindestens einem doppelten Buchstaben (</w:t>
+            </w:r>
+            <w:r>
+              <w:rPr>
+                <w:rFonts w:ascii="Consolas" w:hAnsi="Consolas" w:cs="Consolas" w:eastAsia="Consolas"/>
+                <w:b w:val="0"/>
+                <w:i w:val="0"/>
+                <w:color w:val="1B1B1F"/>
+                <w:sz w:val="16"/>
+              </w:rPr>
+              <w:t>KOINZIDENZ_W2</w:t>
+            </w:r>
+            <w:r>
+              <w:rPr>
+                <w:rFonts w:ascii="Calibri" w:hAnsi="Calibri" w:cs="Calibri" w:eastAsia="Calibri"/>
+                <w:b w:val="0"/>
+                <w:i w:val="0"/>
+                <w:color w:val="1B1B1F"/>
+                <w:sz w:val="16"/>
+              </w:rPr>
+              <w:t>: GONDOLIERE, KASSETTE, KARUSSELL, ROSETTE, SCHIFFFAHRT, PAPPELALLEE, TELLERRAND, KOLLEKTE)</w:t>
             </w:r>
           </w:p>
         </w:tc>
@@ -13311,7 +13789,27 @@
                 <w:color w:val="1B1B1F"/>
                 <w:sz w:val="16"/>
               </w:rPr>
-              <w:t>Schlüsselwort aus Liste (RIALTO, GONDEL, MURANO, CANALE …), Paar aus zwei verschiedenen Buchstaben ohne J; ★★ entschlüsseln</w:t>
+              <w:t xml:space="preserve">Schlüsselwort aus </w:t>
+            </w:r>
+            <w:r>
+              <w:rPr>
+                <w:rFonts w:ascii="Consolas" w:hAnsi="Consolas" w:cs="Consolas" w:eastAsia="Consolas"/>
+                <w:b w:val="0"/>
+                <w:i w:val="0"/>
+                <w:color w:val="1B1B1F"/>
+                <w:sz w:val="16"/>
+              </w:rPr>
+              <w:t>PLAYFAIR_W2</w:t>
+            </w:r>
+            <w:r>
+              <w:rPr>
+                <w:rFonts w:ascii="Calibri" w:hAnsi="Calibri" w:cs="Calibri" w:eastAsia="Calibri"/>
+                <w:b w:val="0"/>
+                <w:i w:val="0"/>
+                <w:color w:val="1B1B1F"/>
+                <w:sz w:val="16"/>
+              </w:rPr>
+              <w:t xml:space="preserve"> (CANALE, DOGANA, ARSENALE, CAMPANILE, BURANO, TORCELLO), Paar aus zwei verschiedenen Buchstaben ohne J; ★★ entschlüsseln</w:t>
             </w:r>
           </w:p>
         </w:tc>

--- a/materialien/00_Lehrerhinweise/KR_W2_Lehrerhinweise.docx
+++ b/materialien/00_Lehrerhinweise/KR_W2_Lehrerhinweise.docx
@@ -6756,6 +6756,71 @@
         </w:rPr>
       </w:pPr>
       <w:r/>
+    </w:p>
+    <w:p>
+      <w:pPr>
+        <w:spacing w:before="0" w:after="80"/>
+      </w:pPr>
+      <w:r>
+        <w:rPr>
+          <w:rFonts w:ascii="Calibri" w:hAnsi="Calibri" w:cs="Calibri" w:eastAsia="Calibri"/>
+          <w:b/>
+          <w:i w:val="0"/>
+          <w:color w:val="1B1B1F"/>
+          <w:sz w:val="22"/>
+        </w:rPr>
+        <w:t>Werkzeuge in den Aufgaben (Version 1.2.0):</w:t>
+      </w:r>
+      <w:r>
+        <w:rPr>
+          <w:rFonts w:ascii="Calibri" w:hAnsi="Calibri" w:cs="Calibri" w:eastAsia="Calibri"/>
+          <w:b w:val="0"/>
+          <w:i w:val="0"/>
+          <w:color w:val="1B1B1F"/>
+          <w:sz w:val="22"/>
+        </w:rPr>
+        <w:t xml:space="preserve"> In 18 Aufgaben dieser Welt klappt das passende Werkzeug direkt in der Aufgabe auf (Panel; ab 1100 px Bildschirmbreite als Seitenleiste neben dem Antwortfeld, sonst unter der Aufgabe; „Im Labor öffnen“ als Zweitlink; im Boss nie). Archivfund: Vigenère-Werkbank geführt (A-01) · 2.1: Vigenère-Werkbank geführt (L1-02, L1-04, L1-05, L1-06, L1-08), Vigenère-Werkbank frei (L1-07) · 2.2: Vigenère-Werkbank geführt (L2-01, L2-07), Häufigkeits-Analysator frei (L2-06) · 2.3: Häufigkeits-Analysator geführt (L3-01), Häufigkeits-Analysator frei (L3-04, L3-07) · 2.4: Polybios &amp; Playfair frei (L4-01, L4-02, L4-03, L4-04, L4-05). </w:t>
+      </w:r>
+      <w:r>
+        <w:rPr>
+          <w:rFonts w:ascii="Calibri" w:hAnsi="Calibri" w:cs="Calibri" w:eastAsia="Calibri"/>
+          <w:b/>
+          <w:i w:val="0"/>
+          <w:color w:val="1B1B1F"/>
+          <w:sz w:val="22"/>
+        </w:rPr>
+        <w:t>Geführt</w:t>
+      </w:r>
+      <w:r>
+        <w:rPr>
+          <w:rFonts w:ascii="Calibri" w:hAnsi="Calibri" w:cs="Calibri" w:eastAsia="Calibri"/>
+          <w:b w:val="0"/>
+          <w:i w:val="0"/>
+          <w:color w:val="1B1B1F"/>
+          <w:sz w:val="22"/>
+        </w:rPr>
+        <w:t xml:space="preserve"> heißt: Das Werkzeug zeigt die Werte der Aufgabe und markiert nur den aktuellen Schritt; die Lernenden lesen bzw. rechnen jeden Schritt selbst und tragen ihn ein. Rückmeldung (✓/✗ je Schritt) gibt es erst, wenn die Aufgabe gelöst oder die Lösung angesehen ist – vorher bewertet das Werkzeug nichts. </w:t>
+      </w:r>
+      <w:r>
+        <w:rPr>
+          <w:rFonts w:ascii="Calibri" w:hAnsi="Calibri" w:cs="Calibri" w:eastAsia="Calibri"/>
+          <w:b/>
+          <w:i w:val="0"/>
+          <w:color w:val="1B1B1F"/>
+          <w:sz w:val="22"/>
+        </w:rPr>
+        <w:t>Frei</w:t>
+      </w:r>
+      <w:r>
+        <w:rPr>
+          <w:rFonts w:ascii="Calibri" w:hAnsi="Calibri" w:cs="Calibri" w:eastAsia="Calibri"/>
+          <w:b w:val="0"/>
+          <w:i w:val="0"/>
+          <w:color w:val="1B1B1F"/>
+          <w:sz w:val="22"/>
+        </w:rPr>
+        <w:t xml:space="preserve"> heißt: Ausprobieren mit eigenen Werten. Auch im freien Labor und auf den Level-Karten („Hier ausprobieren“) wechselt ein Werkzeug bei Werten aus Aufgaben, Akten, Bossen oder Warm-up in den geführten Modus. In der Lehrkraft-Vorschau sind die richtigen Schritte sofort sichtbar.</w:t>
+      </w:r>
     </w:p>
     <w:p>
       <w:pPr>
